--- a/Регистры.docx
+++ b/Регистры.docx
@@ -906,6 +906,59 @@
           <w:sz w:val="28"/>
         </w:rPr>
         <w:t>Число 35 записываем в виде кода 00100011.</w:t>
+      </w:r>
+    </w:p>
+    <w:p>
+      <w:pPr>
+        <w:rPr>
+          <w:rFonts w:ascii="Times New Roman" w:hAnsi="Times New Roman" w:cs="Times New Roman"/>
+          <w:sz w:val="28"/>
+        </w:rPr>
+      </w:pPr>
+    </w:p>
+    <w:p>
+      <w:pPr>
+        <w:rPr>
+          <w:rFonts w:ascii="Times New Roman" w:hAnsi="Times New Roman" w:cs="Times New Roman"/>
+          <w:sz w:val="28"/>
+        </w:rPr>
+      </w:pPr>
+      <w:r>
+        <w:rPr>
+          <w:rFonts w:ascii="Times New Roman" w:hAnsi="Times New Roman" w:cs="Times New Roman"/>
+          <w:sz w:val="28"/>
+          <w:lang w:val="en-US"/>
+        </w:rPr>
+        <w:t>III</w:t>
+      </w:r>
+      <w:r>
+        <w:rPr>
+          <w:rFonts w:ascii="Times New Roman" w:hAnsi="Times New Roman" w:cs="Times New Roman"/>
+          <w:sz w:val="28"/>
+        </w:rPr>
+        <w:tab/>
+      </w:r>
+      <w:r>
+        <w:rPr>
+          <w:rFonts w:ascii="Times New Roman" w:hAnsi="Times New Roman" w:cs="Times New Roman"/>
+          <w:sz w:val="28"/>
+        </w:rPr>
+        <w:t>Параллельно-последовательный регистр</w:t>
+      </w:r>
+    </w:p>
+    <w:p>
+      <w:pPr>
+        <w:rPr>
+          <w:rFonts w:ascii="Times New Roman" w:hAnsi="Times New Roman" w:cs="Times New Roman"/>
+          <w:sz w:val="28"/>
+        </w:rPr>
+      </w:pPr>
+      <w:r>
+        <w:rPr>
+          <w:rFonts w:ascii="Times New Roman" w:hAnsi="Times New Roman" w:cs="Times New Roman"/>
+          <w:sz w:val="28"/>
+        </w:rPr>
+        <w:t>Входной параллельный код – 0100011 (число 35), выходной последовательный код – 0100011-0.</w:t>
       </w:r>
       <w:bookmarkStart w:id="0" w:name="_GoBack"/>
       <w:bookmarkEnd w:id="0"/>
